--- a/en/wisdom-stories/compassion.docx
+++ b/en/wisdom-stories/compassion.docx
@@ -3,98 +3,149 @@
 <w:document xmlns:wpc="http://schemas.microsoft.com/office/word/2010/wordprocessingCanvas" xmlns:mo="http://schemas.microsoft.com/office/mac/office/2008/main" xmlns:mc="http://schemas.openxmlformats.org/markup-compatibility/2006" xmlns:mv="urn:schemas-microsoft-com:mac:vml" xmlns:o="urn:schemas-microsoft-com:office:office" xmlns:r="http://schemas.openxmlformats.org/officeDocument/2006/relationships" xmlns:m="http://schemas.openxmlformats.org/officeDocument/2006/math" xmlns:v="urn:schemas-microsoft-com:vml" xmlns:wp14="http://schemas.microsoft.com/office/word/2010/wordprocessingDrawing" xmlns:wp="http://schemas.openxmlformats.org/drawingml/2006/wordprocessingDrawing" xmlns:w10="urn:schemas-microsoft-com:office:word" xmlns:w="http://schemas.openxmlformats.org/wordprocessingml/2006/main" xmlns:w14="http://schemas.microsoft.com/office/word/2010/wordml" xmlns:wpg="http://schemas.microsoft.com/office/word/2010/wordprocessingGroup" xmlns:wpi="http://schemas.microsoft.com/office/word/2010/wordprocessingInk" xmlns:wne="http://schemas.microsoft.com/office/word/2006/wordml" xmlns:wps="http://schemas.microsoft.com/office/word/2010/wordprocessingShape" mc:Ignorable="w14 wp14">
   <w:body>
     <w:p>
+      <w:pPr>
+        <w:pStyle w:val="Title"/>
+      </w:pPr>
       <w:r>
-        <w:t>Mercy</w:t>
+        <w:t>Compassion</w:t>
       </w:r>
     </w:p>
     <w:p>
+      <w:pPr/>
       <w:r>
-        <w:t>It was a cold winter night. I was returning home from work. I saw a man in front of me who looked like a drunk. He was leaning back and forth, weakly clinging to a pole next to him. I approached him. He was over thirty. He was very clean and neatly dressed. Some of the passers-by were talking loudly about the dangers of alcohol, while others were laughing mockingly.</w:t>
+        <w:t>It was a cold winter night, and I was walking home from work. Ahead of me, a man was swaying and clinging weakly to a lamppost. He looked drunk. As I approached, I saw that he was in his thirties, clean and neatly dressed. Some passersby made loud remarks about the dangers of alcohol; others laughed at him.</w:t>
       </w:r>
     </w:p>
     <w:p>
+      <w:pPr>
+        <w:spacing w:after="80"/>
+      </w:pPr>
       <w:r>
-        <w:t>— Are you okay, do you need anything? — I asked the man.</w:t>
+        <w:t>“Are you all right? Do you need help?” I asked.</w:t>
       </w:r>
     </w:p>
     <w:p>
+      <w:pPr>
+        <w:spacing w:after="80"/>
+      </w:pPr>
       <w:r>
-        <w:t>In a voice that sounded like a groan coming from his lips:</w:t>
+        <w:t>His answer came out as a groan.</w:t>
       </w:r>
     </w:p>
     <w:p>
+      <w:pPr>
+        <w:spacing w:after="80"/>
+      </w:pPr>
       <w:r>
-        <w:t>— I am sick!… — he said.</w:t>
+        <w:t>“I’m ill.”</w:t>
       </w:r>
     </w:p>
     <w:p>
+      <w:pPr/>
       <w:r>
-        <w:t>I held him by the waist with my arm so that he wouldn’t fall and led him to the taxi stand. We started waiting for a taxi. The snow that had stopped in the evening was falling again; there were no signs of life except for stray dogs racing each other on the slowly icy roads.</w:t>
+        <w:t>I put an arm around his waist to steady him and helped him to a taxi stand. The snow, which had stopped earlier that evening, was falling again. The only movement on the empty streets came from stray dogs chasing one another across the freezing roads.</w:t>
       </w:r>
     </w:p>
     <w:p>
+      <w:pPr/>
       <w:r>
-        <w:t>I had given up hope of finding a taxi when a taxi stopped next to us. I explained the situation to the driver and told him that we were in a hurry.</w:t>
+        <w:t>I was beginning to give up hope when a taxi pulled up. I explained what had happened and told the driver we needed to hurry.</w:t>
       </w:r>
     </w:p>
     <w:p>
+      <w:pPr/>
       <w:r>
-        <w:t>We put the patient in the back seat and headed to the hospital. Thankfully, the doctors did everything they could right away, administered medication; we waited at the man's bedside.</w:t>
+        <w:t>We settled the man in the back seat and drove to the hospital. The doctors treated him immediately and gave him medication. The driver and I waited at his bedside.</w:t>
       </w:r>
     </w:p>
     <w:p>
+      <w:pPr/>
       <w:r>
-        <w:t>The doctor on duty said that we had at least saved the patient from freezing. The young man, who could not speak yet, just looked at us and smiled. The driver was with me... Our patient came to his senses after a while. We put him back in the car and took him home.</w:t>
+        <w:t>The doctor on duty told us that, at the very least, we had saved him from freezing. Still unable to speak, the man looked at us and smiled. When he recovered enough to leave, we drove him home.</w:t>
       </w:r>
     </w:p>
     <w:p>
+      <w:pPr/>
       <w:r>
-        <w:t>His wife, knowing that he often fell into diabetic comas, had gone out into the street with her son in a terrible panic. When they saw us, they ran to us excitedly. The family members hugged each other tightly, their eyes full of joy.</w:t>
+        <w:t>His wife knew that he was prone to diabetic comas. Terrified, she had gone out to look for him with their son. When they saw us, they rushed over. The family embraced, their eyes shining with joy.</w:t>
       </w:r>
     </w:p>
     <w:p>
+      <w:pPr/>
       <w:r>
-        <w:t>There was no trace of our fatigue that had lasted for hours; our eyes were filled with the happiness of that family that did not know how to thank us.</w:t>
+        <w:t>After hours of worry, our tiredness vanished. The family could not find words to thank us, and their happiness became our own.</w:t>
       </w:r>
     </w:p>
     <w:p>
+      <w:pPr>
+        <w:spacing w:after="80"/>
+      </w:pPr>
       <w:r>
         <w:t>When we said goodbye, I asked the driver what I owed him.</w:t>
       </w:r>
     </w:p>
     <w:p>
+      <w:pPr>
+        <w:spacing w:after="80"/>
+      </w:pPr>
       <w:r>
         <w:t>He shook his head:</w:t>
       </w:r>
     </w:p>
     <w:p>
+      <w:pPr/>
       <w:r>
-        <w:t>— You are not in debt, on the contrary, you have a debt, my friend! — he said. — You have made me a partner in such a good thing. I am indebted to you for giving this wonderful feeling to a person who has probably forgotten what it is to cry for twenty years.</w:t>
+        <w:t>“You owe me nothing, my friend. I’m the one who owes you,” he said. “You let me share in something good. I had almost forgotten how it felt to cry—it must have been twenty years. Thank you for reminding me.”</w:t>
       </w:r>
     </w:p>
     <w:p>
+      <w:pPr>
+        <w:spacing w:after="80"/>
+      </w:pPr>
       <w:r>
-        <w:t>I did not feel the cold of the night as I hugged the driver and left, and decided to walk home.</w:t>
+        <w:t>I hugged the driver and set off home on foot, no longer feeling the night’s cold.</w:t>
       </w:r>
     </w:p>
     <w:p>
+      <w:pPr>
+        <w:keepNext/>
+        <w:spacing w:after="80"/>
+      </w:pPr>
       <w:r>
-        <w:t>Who knows? Maybe another person would come across me on my way who needed my help?</w:t>
+        <w:t>Who knew? Perhaps I would meet someone else who needed help along the way.</w:t>
       </w:r>
     </w:p>
     <w:p>
+      <w:pPr>
+        <w:keepNext/>
+        <w:keepLines/>
+        <w:spacing w:before="160"/>
+      </w:pPr>
       <w:r>
-        <w:t>Moral: Humanity is built on compassion. Compassion is not crying with the crying person, but finding a way to stop the tears.</w:t>
+        <w:rPr>
+          <w:b/>
+        </w:rPr>
+        <w:t>Moral:</w:t>
+      </w:r>
+      <w:r>
+        <w:t xml:space="preserve"> Compassion gives humanity its meaning. It means more than sharing someone’s tears; it means looking for a way to ease their suffering.</w:t>
       </w:r>
     </w:p>
     <w:p>
+      <w:pPr>
+        <w:spacing w:after="80"/>
+      </w:pPr>
       <w:r>
-        <w:t>The story was obtained from open Internet sources.</w:t>
+        <w:rPr>
+          <w:i/>
+          <w:sz w:val="18"/>
+        </w:rPr>
+        <w:t>Source: Publicly available internet sources.</w:t>
       </w:r>
     </w:p>
     <w:sectPr>
       <w:pgSz w:w="12240" w:h="15840"/>
-      <w:pgMar w:top="1440" w:right="1800" w:bottom="1440" w:left="1800" w:header="720" w:footer="720" w:gutter="0"/>
+      <w:pgMar w:top="1080" w:right="1224" w:bottom="1080" w:left="1224" w:header="720" w:footer="720" w:gutter="0"/>
       <w:cols w:space="720"/>
       <w:docGrid w:linePitch="360"/>
     </w:sectPr>
@@ -465,6 +516,16 @@
     <w:name w:val="Normal"/>
     <w:qFormat/>
     <w:rsid w:val="00FC693F"/>
+    <w:pPr>
+      <w:widowControl/>
+      <w:spacing w:after="120" w:line="259" w:lineRule="auto"/>
+    </w:pPr>
+    <w:rPr>
+      <w:rFonts w:ascii="Arial" w:hAnsi="Arial"/>
+      <w:color w:val="000000"/>
+      <w:sz w:val="22"/>
+      <w:lang w:val="en-US"/>
+    </w:rPr>
   </w:style>
   <w:style w:type="paragraph" w:styleId="Header">
     <w:name w:val="header"/>
@@ -807,18 +868,17 @@
     <w:qFormat/>
     <w:rsid w:val="00FC693F"/>
     <w:pPr>
-      <w:pBdr>
-        <w:bottom w:val="single" w:sz="8" w:space="4" w:color="4F81BD" w:themeColor="accent1"/>
-      </w:pBdr>
-      <w:spacing w:after="300" w:line="240" w:lineRule="auto"/>
+      <w:keepNext/>
+      <w:spacing w:after="280" w:line="240" w:lineRule="auto"/>
       <w:contextualSpacing/>
     </w:pPr>
     <w:rPr>
-      <w:rFonts w:asciiTheme="majorHAnsi" w:eastAsiaTheme="majorEastAsia" w:hAnsiTheme="majorHAnsi" w:cstheme="majorBidi"/>
-      <w:color w:val="17365D" w:themeColor="text2" w:themeShade="BF"/>
+      <w:rFonts w:asciiTheme="majorHAnsi" w:eastAsiaTheme="majorEastAsia" w:hAnsiTheme="majorHAnsi" w:cstheme="majorBidi" w:ascii="Arial" w:hAnsi="Arial"/>
+      <w:b/>
+      <w:color w:val="000000"/>
       <w:spacing w:val="5"/>
       <w:kern w:val="28"/>
-      <w:sz w:val="52"/>
+      <w:sz w:val="34"/>
       <w:szCs w:val="52"/>
     </w:rPr>
   </w:style>
@@ -1294,9 +1354,6 @@
     <w:qFormat/>
     <w:rsid w:val="00FC693F"/>
     <w:pPr>
-      <w:pBdr>
-        <w:bottom w:val="single" w:sz="4" w:space="4" w:color="4F81BD" w:themeColor="accent1"/>
-      </w:pBdr>
       <w:spacing w:before="200" w:after="280"/>
       <w:ind w:left="936" w:right="936"/>
     </w:pPr>

--- a/en/wisdom-stories/compassion.docx
+++ b/en/wisdom-stories/compassion.docx
@@ -13,7 +13,7 @@
     <w:p>
       <w:pPr/>
       <w:r>
-        <w:t>It was a cold winter night, and I was walking home from work. Ahead of me, a man was swaying and clinging weakly to a lamppost. He looked drunk. As I approached, I saw that he was in his thirties, clean and neatly dressed. Some passersby made loud remarks about the dangers of alcohol; others laughed at him.</w:t>
+        <w:t>It was a cold winter night, and I was walking home from work. Ahead of me, a man was swaying and clinging weakly to a pole. He looked drunk. As I approached, I saw that he was in his thirties, clean and neatly dressed. Some passersby made loud remarks about the dangers of alcohol; others laughed at him.</w:t>
       </w:r>
     </w:p>
     <w:p>
@@ -55,25 +55,25 @@
     <w:p>
       <w:pPr/>
       <w:r>
-        <w:t>We settled the man in the back seat and drove to the hospital. The doctors treated him immediately and gave him medication. The driver and I waited at his bedside.</w:t>
+        <w:t>We settled the man in the back seat and drove to the hospital. Bless the doctors — they came to help at once and gave him the necessary treatment. The driver and I waited at his bedside.</w:t>
       </w:r>
     </w:p>
     <w:p>
       <w:pPr/>
       <w:r>
-        <w:t>The doctor on duty told us that, at the very least, we had saved him from freezing. Still unable to speak, the man looked at us and smiled. When he recovered enough to leave, we drove him home.</w:t>
+        <w:t>The doctor on duty told us that, at the very least, we had saved him from freezing. Still unable to speak, the man looked at us and smiled. The driver was beside me too. When he came to, we drove him home.</w:t>
       </w:r>
     </w:p>
     <w:p>
       <w:pPr/>
       <w:r>
-        <w:t>His wife knew that he was prone to diabetic comas. Terrified, she had gone out to look for him with their son. When they saw us, they rushed over. The family embraced, their eyes shining with joy.</w:t>
+        <w:t>His wife knew that he was prone to diabetic comas. Terrified, she had gone out into the street with their son. When they saw us, they rushed over. The family embraced, their eyes shining with joy.</w:t>
       </w:r>
     </w:p>
     <w:p>
       <w:pPr/>
       <w:r>
-        <w:t>After hours of worry, our tiredness vanished. The family could not find words to thank us, and their happiness became our own.</w:t>
+        <w:t>No trace remained of the tiredness that had lasted for hours; our eyes filled at the happiness of that family, who did not know how to thank us.</w:t>
       </w:r>
     </w:p>
     <w:p>
@@ -95,7 +95,7 @@
     <w:p>
       <w:pPr/>
       <w:r>
-        <w:t>“You owe me nothing, my friend. I’m the one who owes you,” he said. “You let me share in something good. I had almost forgotten how it felt to cry—it must have been twenty years. Thank you for reminding me.”</w:t>
+        <w:t>“You owe me nothing, my friend. I’m the one who owes you,” he said. “You let me share in something good. You let someone who had perhaps not cried for twenty years feel that beautiful feeling.”</w:t>
       </w:r>
     </w:p>
     <w:p>
@@ -103,7 +103,7 @@
         <w:spacing w:after="80"/>
       </w:pPr>
       <w:r>
-        <w:t>I hugged the driver and set off home on foot, no longer feeling the night’s cold.</w:t>
+        <w:t>As I hugged the driver and we parted, I did not feel the night’s cold, and I decided to walk home.</w:t>
       </w:r>
     </w:p>
     <w:p>
@@ -125,11 +125,9 @@
         <w:rPr>
           <w:b/>
         </w:rPr>
-        <w:t>Moral:</w:t>
+        <w:t>Moral: Humanity is built on compassion. Compassion is not crying with the one who cries, but finding a way to stop the tears.</w:t>
       </w:r>
-      <w:r>
-        <w:t xml:space="preserve"> Compassion gives humanity its meaning. It means more than sharing someone’s tears; it means looking for a way to ease their suffering.</w:t>
-      </w:r>
+      <w:r/>
     </w:p>
     <w:p>
       <w:pPr>
@@ -140,7 +138,7 @@
           <w:i/>
           <w:sz w:val="18"/>
         </w:rPr>
-        <w:t>Source: Publicly available internet sources.</w:t>
+        <w:t>Stories are taken from open Internet sources; illustrations were created with AI.</w:t>
       </w:r>
     </w:p>
     <w:sectPr>

--- a/en/wisdom-stories/compassion.docx
+++ b/en/wisdom-stories/compassion.docx
@@ -105,7 +105,7 @@
         <w:rPr>
           <w:lang/>
         </w:rPr>
-        <w:t>I put an arm around his waist to steady him, then slowly helped him to a nearby taxi rank.</w:t>
+        <w:t xml:space="preserve">I put an arm around his waist to steady him, then slowly helped him to a nearby taxi stand.</w:t>
       </w:r>
     </w:p>
     <w:p>
